--- a/Workshops/Workshop 9 - NHST & AIC/Workshop-9---NHST-and-AIC.docx
+++ b/Workshops/Workshop 9 - NHST & AIC/Workshop-9---NHST-and-AIC.docx
@@ -113,7 +113,7 @@
         <w:t xml:space="preserve"> </w:t>
       </w:r>
       <w:r>
-        <w:t xml:space="preserve">2024-10-10</w:t>
+        <w:t xml:space="preserve">2025-09-04</w:t>
       </w:r>
     </w:p>
     <w:sdt>
@@ -276,7 +276,7 @@
         <w:pStyle w:val="FirstParagraph"/>
       </w:pPr>
       <w:r>
-        <w:t xml:space="preserve">For this workshop you will be using a new dataset on Monarch butterfly wing length. This data is collected by researchers who are concerned by potential impacts of habitat degradation and pesticide use (specifically, glyphosphate) on the migration/flight ability of the butterflies, with fears that their wingspan may be decreasing, ultimately impacting whether the butterflies are able to complete their migration from central America to north America.</w:t>
+        <w:t xml:space="preserve">For this workshop you will be using a new dataset on Monarch butterfly wing length. This data is collected by researchers who are concerned by potential impacts of habitat degradation and pesticide use (specifically, glyphosate) on the migration/flight ability of the butterflies, with fears that their wingspan may be decreasing, ultimately impacting whether the butterflies are able to complete their migration from central America to north America.</w:t>
       </w:r>
     </w:p>
     <w:p>
@@ -728,7 +728,7 @@
         <w:rPr>
           <w:rStyle w:val="NormalTok"/>
         </w:rPr>
-        <w:t xml:space="preserve"> glyphosphate </w:t>
+        <w:t xml:space="preserve"> glyphosate </w:t>
       </w:r>
       <w:r>
         <w:rPr>
@@ -864,7 +864,7 @@
         <w:rPr>
           <w:rStyle w:val="VerbatimChar"/>
         </w:rPr>
-        <w:t xml:space="preserve">## lm(formula = wing_length ~ body_length + glyphosphate + habitat, </w:t>
+        <w:t xml:space="preserve">## lm(formula = wing_length ~ body_length + glyphosate + habitat, </w:t>
       </w:r>
       <w:r>
         <w:br/>
@@ -963,7 +963,7 @@
         <w:rPr>
           <w:rStyle w:val="VerbatimChar"/>
         </w:rPr>
-        <w:t xml:space="preserve">## glyphosphate    0.03815    0.21457   0.178 0.859072    </w:t>
+        <w:t xml:space="preserve">## glyphosate      0.03815    0.21457   0.178 0.859072    </w:t>
       </w:r>
       <w:r>
         <w:br/>
@@ -1368,7 +1368,7 @@
         <w:t xml:space="preserve"> </w:t>
       </w:r>
       <w:r>
-        <w:t xml:space="preserve">datasets; one to show the relationship with body length, one to show the relationship with glyphosphate and another to show habitat. Just like when we did the linear models with multiple explanatory variables, we need to keep all other explanatory variables constant when we’re trying to show the relationship for our chosen variable.</w:t>
+        <w:t xml:space="preserve">datasets; one to show the relationship with body length, one to show the relationship with glyphosate and another to show habitat. Just like when we did the linear models with multiple explanatory variables, we need to keep all other explanatory variables constant when we’re trying to show the relationship for our chosen variable.</w:t>
       </w:r>
     </w:p>
     <w:p>
@@ -1460,7 +1460,7 @@
         <w:rPr>
           <w:rStyle w:val="VerbatimChar"/>
         </w:rPr>
-        <w:t xml:space="preserve">glyphosphate</w:t>
+        <w:t xml:space="preserve">glyphosate</w:t>
       </w:r>
       <w:r>
         <w:t xml:space="preserve"> </w:t>
@@ -1475,7 +1475,7 @@
         <w:rPr>
           <w:rStyle w:val="VerbatimChar"/>
         </w:rPr>
-        <w:t xml:space="preserve">glyphosphate</w:t>
+        <w:t xml:space="preserve">glyphosate</w:t>
       </w:r>
       <w:r>
         <w:t xml:space="preserve"> </w:t>
@@ -1498,7 +1498,7 @@
         <w:rPr>
           <w:rStyle w:val="VerbatimChar"/>
         </w:rPr>
-        <w:t xml:space="preserve">glyphosphate</w:t>
+        <w:t xml:space="preserve">glyphosate</w:t>
       </w:r>
       <w:r>
         <w:t xml:space="preserve"> </w:t>
@@ -1629,7 +1629,7 @@
         <w:rPr>
           <w:rStyle w:val="VerbatimChar"/>
         </w:rPr>
-        <w:t xml:space="preserve">glyphosphate</w:t>
+        <w:t xml:space="preserve">glyphosate</w:t>
       </w:r>
       <w:r>
         <w:t xml:space="preserve"> </w:t>
@@ -1644,7 +1644,7 @@
         <w:rPr>
           <w:rStyle w:val="VerbatimChar"/>
         </w:rPr>
-        <w:t xml:space="preserve">glyphosphate</w:t>
+        <w:t xml:space="preserve">glyphosate</w:t>
       </w:r>
       <w:r>
         <w:t xml:space="preserve"> </w:t>
@@ -1901,7 +1901,7 @@
         </w:numPr>
       </w:pPr>
       <w:r>
-        <w:t xml:space="preserve">Does glyphosphate effect wing length?</w:t>
+        <w:t xml:space="preserve">Does glyphosate effect wing length?</w:t>
       </w:r>
     </w:p>
     <w:p>
@@ -2221,7 +2221,7 @@
         <w:rPr>
           <w:rStyle w:val="NormalTok"/>
         </w:rPr>
-        <w:t xml:space="preserve"> glyphosphate </w:t>
+        <w:t xml:space="preserve"> glyphosate </w:t>
       </w:r>
       <w:r>
         <w:rPr>
@@ -2373,7 +2373,7 @@
         <w:rPr>
           <w:rStyle w:val="CommentTok"/>
         </w:rPr>
-        <w:t xml:space="preserve"># Model without glyphosphate</w:t>
+        <w:t xml:space="preserve"># Model without glyphosate</w:t>
       </w:r>
       <w:r>
         <w:br/>
@@ -2571,7 +2571,7 @@
         <w:rPr>
           <w:rStyle w:val="CommentTok"/>
         </w:rPr>
-        <w:t xml:space="preserve"># Model with only glyphosphate</w:t>
+        <w:t xml:space="preserve"># Model with only glyphosate</w:t>
       </w:r>
       <w:r>
         <w:br/>
@@ -3216,7 +3216,7 @@
         <w:rPr>
           <w:rStyle w:val="VerbatimChar"/>
         </w:rPr>
-        <w:t xml:space="preserve">## wing_length ~ body_length + glyphosphate + habitat</w:t>
+        <w:t xml:space="preserve">## wing_length ~ body_length + glyphosate + habitat</w:t>
       </w:r>
       <w:r>
         <w:br/>
@@ -3234,43 +3234,43 @@
         <w:rPr>
           <w:rStyle w:val="VerbatimChar"/>
         </w:rPr>
-        <w:t xml:space="preserve">##                Df Sum of Sq     RSS    AIC</w:t>
-      </w:r>
-      <w:r>
-        <w:br/>
-      </w:r>
-      <w:r>
-        <w:rPr>
-          <w:rStyle w:val="VerbatimChar"/>
-        </w:rPr>
-        <w:t xml:space="preserve">## - glyphosphate  1      0.12  716.97 263.34</w:t>
-      </w:r>
-      <w:r>
-        <w:br/>
-      </w:r>
-      <w:r>
-        <w:rPr>
-          <w:rStyle w:val="VerbatimChar"/>
-        </w:rPr>
-        <w:t xml:space="preserve">## &lt;none&gt;                       716.86 265.31</w:t>
-      </w:r>
-      <w:r>
-        <w:br/>
-      </w:r>
-      <w:r>
-        <w:rPr>
-          <w:rStyle w:val="VerbatimChar"/>
-        </w:rPr>
-        <w:t xml:space="preserve">## - habitat       2     89.69  806.54 284.89</w:t>
-      </w:r>
-      <w:r>
-        <w:br/>
-      </w:r>
-      <w:r>
-        <w:rPr>
-          <w:rStyle w:val="VerbatimChar"/>
-        </w:rPr>
-        <w:t xml:space="preserve">## - body_length   1   1723.29 2440.14 508.30</w:t>
+        <w:t xml:space="preserve">##               Df Sum of Sq     RSS    AIC</w:t>
+      </w:r>
+      <w:r>
+        <w:br/>
+      </w:r>
+      <w:r>
+        <w:rPr>
+          <w:rStyle w:val="VerbatimChar"/>
+        </w:rPr>
+        <w:t xml:space="preserve">## - glyphosate   1      0.12  716.97 263.34</w:t>
+      </w:r>
+      <w:r>
+        <w:br/>
+      </w:r>
+      <w:r>
+        <w:rPr>
+          <w:rStyle w:val="VerbatimChar"/>
+        </w:rPr>
+        <w:t xml:space="preserve">## &lt;none&gt;                      716.86 265.31</w:t>
+      </w:r>
+      <w:r>
+        <w:br/>
+      </w:r>
+      <w:r>
+        <w:rPr>
+          <w:rStyle w:val="VerbatimChar"/>
+        </w:rPr>
+        <w:t xml:space="preserve">## - habitat      2     89.69  806.54 284.89</w:t>
+      </w:r>
+      <w:r>
+        <w:br/>
+      </w:r>
+      <w:r>
+        <w:rPr>
+          <w:rStyle w:val="VerbatimChar"/>
+        </w:rPr>
+        <w:t xml:space="preserve">## - body_length  1   1723.29 2440.14 508.30</w:t>
       </w:r>
       <w:r>
         <w:br/>
@@ -3445,13 +3445,13 @@
         <w:rPr>
           <w:rStyle w:val="VerbatimChar"/>
         </w:rPr>
-        <w:t xml:space="preserve">- glyphosphate</w:t>
-      </w:r>
-      <w:r>
-        <w:t xml:space="preserve"> </w:t>
-      </w:r>
-      <w:r>
-        <w:t xml:space="preserve">is where glyphosphate is removed, hence the minus) but also considers when it doesn’t remove any (i.e. </w:t>
+        <w:t xml:space="preserve">- glyphosate</w:t>
+      </w:r>
+      <w:r>
+        <w:t xml:space="preserve"> </w:t>
+      </w:r>
+      <w:r>
+        <w:t xml:space="preserve">is where glyphosate is removed, hence the minus) but also considers when it doesn’t remove any (i.e. </w:t>
       </w:r>
       <w:r>
         <w:rPr>
@@ -3478,7 +3478,7 @@
         <w:t xml:space="preserve"> </w:t>
       </w:r>
       <w:r>
-        <w:t xml:space="preserve">looks for the lowest AIC of the models it has run, in this case, that’s when glyphosphate is removed. Remember, AIC</w:t>
+        <w:t xml:space="preserve">looks for the lowest AIC of the models it has run, in this case, that’s when glyphosate is removed. Remember, AIC</w:t>
       </w:r>
       <w:r>
         <w:t xml:space="preserve"> </w:t>
@@ -3496,7 +3496,7 @@
         <w:t xml:space="preserve"> </w:t>
       </w:r>
       <w:r>
-        <w:t xml:space="preserve">when it is lowered, so if we remove glyphosphate and AIC drops, then that implies an</w:t>
+        <w:t xml:space="preserve">when it is lowered, so if we remove glyphosate and AIC drops, then that implies an</w:t>
       </w:r>
       <w:r>
         <w:t xml:space="preserve"> </w:t>
@@ -3588,7 +3588,7 @@
         <w:pStyle w:val="BodyText"/>
       </w:pPr>
       <w:r>
-        <w:t xml:space="preserve">A broader question, though, is if we really need either. Consider when we plotted the model results earlier. Did you really need additional statistics to tell you that body length and habitat were important, while glyphosphate didn’t seem to be? I’d argue; no we don’t. We can get there by just thinking about the results for ourselves, rather than relying on tools that can sometimes lead us astray and to make silly inference.</w:t>
+        <w:t xml:space="preserve">A broader question, though, is if we really need either. Consider when we plotted the model results earlier. Did you really need additional statistics to tell you that body length and habitat were important, while glyphosate didn’t seem to be? I’d argue; no we don’t. We can get there by just thinking about the results for ourselves, rather than relying on tools that can sometimes lead us astray and to make silly inference.</w:t>
       </w:r>
     </w:p>
     <w:p>
@@ -3612,7 +3612,7 @@
         <w:t xml:space="preserve"> </w:t>
       </w:r>
       <w:r>
-        <w:t xml:space="preserve">what the model should tell us, so I can then point to it and show you were it got it right and were it got it wrong. Well, the truth is that all three explanatory variables influenced butterfly wing length, including glyphosphate. It’s just that the glyphosphate effect was very small and hard for the model to detect. The important thing though, is that neither NHST nor AIC picked out that there was a glyphosphate effect, despite there being one. Now, that’s fair enough given the model couldn’t detect it, but I hope this is a good example of where these techniques (including models in general) can go wrong. Just because there is an effect, doesn’t mean the model will detect it, nor will it get picked out as</w:t>
+        <w:t xml:space="preserve">what the model should tell us, so I can then point to it and show you where it got it right and were it got it wrong. Well, the truth is that all three explanatory variables influenced butterfly wing length, including glyphosate. It’s just that the glyphosate effect was very small and hard for the model to detect. The important thing though, is that neither NHST nor AIC picked out that there was a glyphosate effect, despite there being one. Now, that’s fair enough given the model couldn’t detect it, but I hope this is a good example of where these techniques (including models in general) can go wrong. Just because there is an effect, doesn’t mean the model will detect it, nor will it get picked out as</w:t>
       </w:r>
       <w:r>
         <w:t xml:space="preserve"> </w:t>
@@ -4109,7 +4109,7 @@
 </file>
 
 <file path=word/numbering.xml><?xml version="1.0" encoding="utf-8"?>
-<w:numbering xmlns:aink="http://schemas.microsoft.com/office/drawing/2016/ink" xmlns:am3d="http://schemas.microsoft.com/office/drawing/2017/model3d" xmlns:cx="http://schemas.microsoft.com/office/drawing/2014/chartex" xmlns:cx1="http://schemas.microsoft.com/office/drawing/2015/9/8/chartex" xmlns:cx2="http://schemas.microsoft.com/office/drawing/2015/10/21/chartex" xmlns:cx3="http://schemas.microsoft.com/office/drawing/2016/5/9/chartex" xmlns:cx4="http://schemas.microsoft.com/office/drawing/2016/5/10/chartex" xmlns:cx5="http://schemas.microsoft.com/office/drawing/2016/5/11/chartex" xmlns:cx6="http://schemas.microsoft.com/office/drawing/2016/5/12/chartex" xmlns:cx7="http://schemas.microsoft.com/office/drawing/2016/5/13/chartex" xmlns:cx8="http://schemas.microsoft.com/office/drawing/2016/5/14/chartex" xmlns:m="http://schemas.openxmlformats.org/officeDocument/2006/math" xmlns:mc="http://schemas.openxmlformats.org/markup-compatibility/2006" xmlns:o="urn:schemas-microsoft-com:office:office" xmlns:oel="http://schemas.microsoft.com/office/2019/extlst" xmlns:r="http://schemas.openxmlformats.org/officeDocument/2006/relationships" xmlns:v="urn:schemas-microsoft-com:vml" xmlns:w="http://schemas.openxmlformats.org/wordprocessingml/2006/main" xmlns:w10="urn:schemas-microsoft-com:office:word" xmlns:w14="http://schemas.microsoft.com/office/word/2010/wordml" xmlns:w15="http://schemas.microsoft.com/office/word/2012/wordml" xmlns:w16="http://schemas.microsoft.com/office/word/2018/wordml" xmlns:w16cex="http://schemas.microsoft.com/office/word/2018/wordml/cex" xmlns:w16cid="http://schemas.microsoft.com/office/word/2016/wordml/cid" xmlns:w16du="http://schemas.microsoft.com/office/word/2023/wordml/word16du" xmlns:w16sdtdh="http://schemas.microsoft.com/office/word/2020/wordml/sdtdatahash" xmlns:w16se="http://schemas.microsoft.com/office/word/2015/wordml/symex" xmlns:wne="http://schemas.microsoft.com/office/word/2006/wordml" xmlns:wp="http://schemas.openxmlformats.org/drawingml/2006/wordprocessingDrawing" xmlns:wp14="http://schemas.microsoft.com/office/word/2010/wordprocessingDrawing" xmlns:wpc="http://schemas.microsoft.com/office/word/2010/wordprocessingCanvas" xmlns:wpg="http://schemas.microsoft.com/office/word/2010/wordprocessingGroup" xmlns:wpi="http://schemas.microsoft.com/office/word/2010/wordprocessingInk" xmlns:wps="http://schemas.microsoft.com/office/word/2010/wordprocessingShape" mc:Ignorable="w14 w15 w16se w16cid w16 w16cex w16sdtdh w16du wp14">
+<w:numbering xmlns:aink="http://schemas.microsoft.com/office/drawing/2016/ink" xmlns:am3d="http://schemas.microsoft.com/office/drawing/2017/model3d" xmlns:cx="http://schemas.microsoft.com/office/drawing/2014/chartex" xmlns:cx1="http://schemas.microsoft.com/office/drawing/2015/9/8/chartex" xmlns:cx2="http://schemas.microsoft.com/office/drawing/2015/10/21/chartex" xmlns:cx3="http://schemas.microsoft.com/office/drawing/2016/5/9/chartex" xmlns:cx4="http://schemas.microsoft.com/office/drawing/2016/5/10/chartex" xmlns:cx5="http://schemas.microsoft.com/office/drawing/2016/5/11/chartex" xmlns:cx6="http://schemas.microsoft.com/office/drawing/2016/5/12/chartex" xmlns:cx7="http://schemas.microsoft.com/office/drawing/2016/5/13/chartex" xmlns:cx8="http://schemas.microsoft.com/office/drawing/2016/5/14/chartex" xmlns:m="http://schemas.openxmlformats.org/officeDocument/2006/math" xmlns:mc="http://schemas.openxmlformats.org/markup-compatibility/2006" xmlns:o="urn:schemas-microsoft-com:office:office" xmlns:oel="http://schemas.microsoft.com/office/2019/extlst" xmlns:r="http://schemas.openxmlformats.org/officeDocument/2006/relationships" xmlns:v="urn:schemas-microsoft-com:vml" xmlns:w="http://schemas.openxmlformats.org/wordprocessingml/2006/main" xmlns:w10="urn:schemas-microsoft-com:office:word" xmlns:w14="http://schemas.microsoft.com/office/word/2010/wordml" xmlns:w15="http://schemas.microsoft.com/office/word/2012/wordml" xmlns:w16="http://schemas.microsoft.com/office/word/2018/wordml" xmlns:w16cex="http://schemas.microsoft.com/office/word/2018/wordml/cex" xmlns:w16cid="http://schemas.microsoft.com/office/word/2016/wordml/cid" xmlns:w16du="http://schemas.microsoft.com/office/word/2023/wordml/word16du" xmlns:w16sdtdh="http://schemas.microsoft.com/office/word/2020/wordml/sdtdatahash" xmlns:w16sdtfl="http://schemas.microsoft.com/office/word/2024/wordml/sdtformatlock" xmlns:w16se="http://schemas.microsoft.com/office/word/2015/wordml/symex" xmlns:wne="http://schemas.microsoft.com/office/word/2006/wordml" xmlns:wp="http://schemas.openxmlformats.org/drawingml/2006/wordprocessingDrawing" xmlns:wp14="http://schemas.microsoft.com/office/word/2010/wordprocessingDrawing" xmlns:wpc="http://schemas.microsoft.com/office/word/2010/wordprocessingCanvas" xmlns:wpg="http://schemas.microsoft.com/office/word/2010/wordprocessingGroup" xmlns:wpi="http://schemas.microsoft.com/office/word/2010/wordprocessingInk" xmlns:wps="http://schemas.microsoft.com/office/word/2010/wordprocessingShape" mc:Ignorable="w14 w15 w16se w16cid w16 w16cex w16sdtdh w16sdtfl w16du wp14">
   <w:abstractNum w15:restartNumberingAfterBreak="0" w:abstractNumId="0">
     <w:nsid w:val="0000A990"/>
     <w:multiLevelType w:val="multilevel"/>
@@ -4789,7 +4789,7 @@
 </file>
 
 <file path=word/styles.xml><?xml version="1.0" encoding="utf-8"?>
-<w:styles xmlns:mc="http://schemas.openxmlformats.org/markup-compatibility/2006" xmlns:r="http://schemas.openxmlformats.org/officeDocument/2006/relationships" xmlns:w="http://schemas.openxmlformats.org/wordprocessingml/2006/main" xmlns:w14="http://schemas.microsoft.com/office/word/2010/wordml" xmlns:w15="http://schemas.microsoft.com/office/word/2012/wordml" xmlns:w16="http://schemas.microsoft.com/office/word/2018/wordml" xmlns:w16cex="http://schemas.microsoft.com/office/word/2018/wordml/cex" xmlns:w16cid="http://schemas.microsoft.com/office/word/2016/wordml/cid" xmlns:w16du="http://schemas.microsoft.com/office/word/2023/wordml/word16du" xmlns:w16sdtdh="http://schemas.microsoft.com/office/word/2020/wordml/sdtdatahash" xmlns:w16se="http://schemas.microsoft.com/office/word/2015/wordml/symex" mc:Ignorable="w14 w15 w16se w16cid w16 w16cex w16sdtdh w16du">
+<w:styles xmlns:mc="http://schemas.openxmlformats.org/markup-compatibility/2006" xmlns:r="http://schemas.openxmlformats.org/officeDocument/2006/relationships" xmlns:w="http://schemas.openxmlformats.org/wordprocessingml/2006/main" xmlns:w14="http://schemas.microsoft.com/office/word/2010/wordml" xmlns:w15="http://schemas.microsoft.com/office/word/2012/wordml" xmlns:w16="http://schemas.microsoft.com/office/word/2018/wordml" xmlns:w16cex="http://schemas.microsoft.com/office/word/2018/wordml/cex" xmlns:w16cid="http://schemas.microsoft.com/office/word/2016/wordml/cid" xmlns:w16du="http://schemas.microsoft.com/office/word/2023/wordml/word16du" xmlns:w16sdtdh="http://schemas.microsoft.com/office/word/2020/wordml/sdtdatahash" xmlns:w16sdtfl="http://schemas.microsoft.com/office/word/2024/wordml/sdtformatlock" xmlns:w16se="http://schemas.microsoft.com/office/word/2015/wordml/symex" mc:Ignorable="w14 w15 w16se w16cid w16 w16cex w16sdtdh w16sdtfl w16du">
   <w:docDefaults>
     <w:rPrDefault>
       <w:rPr>
@@ -5483,9 +5483,10 @@
     <w:name w:val="Verbatim Char"/>
     <w:basedOn w:val="CaptionChar"/>
     <w:link w:val="SourceCode"/>
-    <w:rsid w:val="00F34E30"/>
+    <w:rsid w:val="00796E50"/>
     <w:rPr>
       <w:rFonts w:ascii="Consolas" w:hAnsi="Consolas"/>
+      <w:sz w:val="22"/>
       <w:shd w:color="auto" w:fill="F8F8F8" w:val="clear"/>
     </w:rPr>
   </w:style>
@@ -5530,10 +5531,11 @@
     <w:name w:val="Source Code"/>
     <w:basedOn w:val="Normal"/>
     <w:link w:val="VerbatimChar"/>
-    <w:rsid w:val="00F34E30"/>
+    <w:rsid w:val="00796E50"/>
     <w:pPr>
       <w:shd w:color="auto" w:fill="F8F8F8" w:val="clear"/>
       <w:wordWrap w:val="0"/>
+      <w:textboxTightWrap w:val="allLines"/>
     </w:pPr>
     <w:rPr>
       <w:rFonts w:ascii="Consolas" w:hAnsi="Consolas"/>
@@ -5546,6 +5548,7 @@
       <w:rFonts w:ascii="Consolas" w:hAnsi="Consolas"/>
       <w:b/>
       <w:color w:val="204A87"/>
+      <w:sz w:val="22"/>
       <w:shd w:color="auto" w:fill="F8F8F8" w:val="clear"/>
     </w:rPr>
   </w:style>
@@ -5555,6 +5558,7 @@
     <w:rPr>
       <w:rFonts w:ascii="Consolas" w:hAnsi="Consolas"/>
       <w:color w:val="204A87"/>
+      <w:sz w:val="22"/>
       <w:shd w:color="auto" w:fill="F8F8F8" w:val="clear"/>
     </w:rPr>
   </w:style>
@@ -5564,6 +5568,7 @@
     <w:rPr>
       <w:rFonts w:ascii="Consolas" w:hAnsi="Consolas"/>
       <w:color w:val="0000CF"/>
+      <w:sz w:val="22"/>
       <w:shd w:color="auto" w:fill="F8F8F8" w:val="clear"/>
     </w:rPr>
   </w:style>
@@ -5573,6 +5578,7 @@
     <w:rPr>
       <w:rFonts w:ascii="Consolas" w:hAnsi="Consolas"/>
       <w:color w:val="0000CF"/>
+      <w:sz w:val="22"/>
       <w:shd w:color="auto" w:fill="F8F8F8" w:val="clear"/>
     </w:rPr>
   </w:style>
@@ -5582,6 +5588,7 @@
     <w:rPr>
       <w:rFonts w:ascii="Consolas" w:hAnsi="Consolas"/>
       <w:color w:val="0000CF"/>
+      <w:sz w:val="22"/>
       <w:shd w:color="auto" w:fill="F8F8F8" w:val="clear"/>
     </w:rPr>
   </w:style>
@@ -5592,6 +5599,7 @@
     <w:rPr>
       <w:rFonts w:ascii="Consolas" w:hAnsi="Consolas"/>
       <w:color w:themeColor="accent2" w:themeShade="BF" w:val="943634"/>
+      <w:sz w:val="22"/>
       <w:shd w:color="auto" w:fill="F8F8F8" w:val="clear"/>
     </w:rPr>
   </w:style>
@@ -5601,6 +5609,7 @@
     <w:rPr>
       <w:rFonts w:ascii="Consolas" w:hAnsi="Consolas"/>
       <w:color w:val="4E9A06"/>
+      <w:sz w:val="22"/>
       <w:shd w:color="auto" w:fill="F8F8F8" w:val="clear"/>
     </w:rPr>
   </w:style>
@@ -5611,6 +5620,7 @@
       <w:rFonts w:ascii="Consolas" w:hAnsi="Consolas"/>
       <w:b/>
       <w:color w:val="CE5C00"/>
+      <w:sz w:val="22"/>
       <w:shd w:color="auto" w:fill="F8F8F8" w:val="clear"/>
     </w:rPr>
   </w:style>
@@ -5620,6 +5630,7 @@
     <w:rPr>
       <w:rFonts w:ascii="Consolas" w:hAnsi="Consolas"/>
       <w:color w:val="4E9A06"/>
+      <w:sz w:val="22"/>
       <w:shd w:color="auto" w:fill="F8F8F8" w:val="clear"/>
     </w:rPr>
   </w:style>
@@ -5629,6 +5640,7 @@
     <w:rPr>
       <w:rFonts w:ascii="Consolas" w:hAnsi="Consolas"/>
       <w:color w:val="4E9A06"/>
+      <w:sz w:val="22"/>
       <w:shd w:color="auto" w:fill="F8F8F8" w:val="clear"/>
     </w:rPr>
   </w:style>
@@ -5638,6 +5650,7 @@
     <w:rPr>
       <w:rFonts w:ascii="Consolas" w:hAnsi="Consolas"/>
       <w:color w:val="4E9A06"/>
+      <w:sz w:val="22"/>
       <w:shd w:color="auto" w:fill="F8F8F8" w:val="clear"/>
     </w:rPr>
   </w:style>
@@ -5646,6 +5659,7 @@
     <w:basedOn w:val="VerbatimChar"/>
     <w:rPr>
       <w:rFonts w:ascii="Consolas" w:hAnsi="Consolas"/>
+      <w:sz w:val="22"/>
       <w:shd w:color="auto" w:fill="F8F8F8" w:val="clear"/>
     </w:rPr>
   </w:style>
@@ -5657,6 +5671,7 @@
       <w:rFonts w:ascii="Consolas" w:hAnsi="Consolas"/>
       <w:i/>
       <w:color w:themeColor="accent4" w:themeTint="99" w:val="B2A1C7"/>
+      <w:sz w:val="22"/>
       <w:shd w:color="auto" w:fill="F8F8F8" w:val="clear"/>
     </w:rPr>
   </w:style>
@@ -5668,6 +5683,7 @@
       <w:b/>
       <w:i/>
       <w:color w:val="8F5902"/>
+      <w:sz w:val="22"/>
       <w:shd w:color="auto" w:fill="F8F8F8" w:val="clear"/>
     </w:rPr>
   </w:style>
@@ -5679,6 +5695,7 @@
       <w:b/>
       <w:i/>
       <w:color w:val="8F5902"/>
+      <w:sz w:val="22"/>
       <w:shd w:color="auto" w:fill="F8F8F8" w:val="clear"/>
     </w:rPr>
   </w:style>
@@ -5690,6 +5707,7 @@
       <w:b/>
       <w:i/>
       <w:color w:val="8F5902"/>
+      <w:sz w:val="22"/>
       <w:shd w:color="auto" w:fill="F8F8F8" w:val="clear"/>
     </w:rPr>
   </w:style>
@@ -5699,6 +5717,7 @@
     <w:rPr>
       <w:rFonts w:ascii="Consolas" w:hAnsi="Consolas"/>
       <w:color w:val="8F5902"/>
+      <w:sz w:val="22"/>
       <w:shd w:color="auto" w:fill="F8F8F8" w:val="clear"/>
     </w:rPr>
   </w:style>
@@ -5710,6 +5729,7 @@
       <w:rFonts w:ascii="Consolas" w:hAnsi="Consolas"/>
       <w:b/>
       <w:color w:themeColor="accent6" w:val="F79646"/>
+      <w:sz w:val="22"/>
       <w:shd w:color="auto" w:fill="F8F8F8" w:val="clear"/>
     </w:rPr>
   </w:style>
@@ -5719,6 +5739,7 @@
     <w:rPr>
       <w:rFonts w:ascii="Consolas" w:hAnsi="Consolas"/>
       <w:color w:val="000000"/>
+      <w:sz w:val="22"/>
       <w:shd w:color="auto" w:fill="F8F8F8" w:val="clear"/>
     </w:rPr>
   </w:style>
@@ -5729,6 +5750,7 @@
       <w:rFonts w:ascii="Consolas" w:hAnsi="Consolas"/>
       <w:b/>
       <w:color w:val="204A87"/>
+      <w:sz w:val="22"/>
       <w:shd w:color="auto" w:fill="F8F8F8" w:val="clear"/>
     </w:rPr>
   </w:style>
@@ -5739,6 +5761,7 @@
       <w:rFonts w:ascii="Consolas" w:hAnsi="Consolas"/>
       <w:b/>
       <w:color w:val="CE5C00"/>
+      <w:sz w:val="22"/>
       <w:shd w:color="auto" w:fill="F8F8F8" w:val="clear"/>
     </w:rPr>
   </w:style>
@@ -5747,6 +5770,7 @@
     <w:basedOn w:val="VerbatimChar"/>
     <w:rPr>
       <w:rFonts w:ascii="Consolas" w:hAnsi="Consolas"/>
+      <w:sz w:val="22"/>
       <w:shd w:color="auto" w:fill="F8F8F8" w:val="clear"/>
     </w:rPr>
   </w:style>
@@ -5755,6 +5779,7 @@
     <w:basedOn w:val="VerbatimChar"/>
     <w:rPr>
       <w:rFonts w:ascii="Consolas" w:hAnsi="Consolas"/>
+      <w:sz w:val="22"/>
       <w:shd w:color="auto" w:fill="F8F8F8" w:val="clear"/>
     </w:rPr>
   </w:style>
@@ -5765,6 +5790,7 @@
       <w:rFonts w:ascii="Consolas" w:hAnsi="Consolas"/>
       <w:i/>
       <w:color w:val="8F5902"/>
+      <w:sz w:val="22"/>
       <w:shd w:color="auto" w:fill="F8F8F8" w:val="clear"/>
     </w:rPr>
   </w:style>
@@ -5774,6 +5800,7 @@
     <w:rPr>
       <w:rFonts w:ascii="Consolas" w:hAnsi="Consolas"/>
       <w:color w:val="204A87"/>
+      <w:sz w:val="22"/>
       <w:shd w:color="auto" w:fill="F8F8F8" w:val="clear"/>
     </w:rPr>
   </w:style>
@@ -5782,6 +5809,7 @@
     <w:basedOn w:val="VerbatimChar"/>
     <w:rPr>
       <w:rFonts w:ascii="Consolas" w:hAnsi="Consolas"/>
+      <w:sz w:val="22"/>
       <w:shd w:color="auto" w:fill="F8F8F8" w:val="clear"/>
     </w:rPr>
   </w:style>
@@ -5793,6 +5821,7 @@
       <w:b/>
       <w:i/>
       <w:color w:val="8F5902"/>
+      <w:sz w:val="22"/>
       <w:shd w:color="auto" w:fill="F8F8F8" w:val="clear"/>
     </w:rPr>
   </w:style>
@@ -5804,6 +5833,7 @@
       <w:b/>
       <w:i/>
       <w:color w:val="8F5902"/>
+      <w:sz w:val="22"/>
       <w:shd w:color="auto" w:fill="F8F8F8" w:val="clear"/>
     </w:rPr>
   </w:style>
@@ -5813,6 +5843,7 @@
     <w:rPr>
       <w:rFonts w:ascii="Consolas" w:hAnsi="Consolas"/>
       <w:color w:val="EF2929"/>
+      <w:sz w:val="22"/>
       <w:shd w:color="auto" w:fill="F8F8F8" w:val="clear"/>
     </w:rPr>
   </w:style>
@@ -5823,6 +5854,7 @@
       <w:rFonts w:ascii="Consolas" w:hAnsi="Consolas"/>
       <w:b/>
       <w:color w:val="A40000"/>
+      <w:sz w:val="22"/>
       <w:shd w:color="auto" w:fill="F8F8F8" w:val="clear"/>
     </w:rPr>
   </w:style>
@@ -5833,6 +5865,7 @@
     <w:rPr>
       <w:rFonts w:ascii="Consolas" w:hAnsi="Consolas"/>
       <w:color w:themeColor="text1" w:themeTint="F2" w:val="0D0D0D"/>
+      <w:sz w:val="22"/>
       <w:shd w:color="auto" w:fill="F8F8F8" w:val="clear"/>
     </w:rPr>
   </w:style>
